--- a/supplementary/word/journal/suppl_G_limitations.docx
+++ b/supplementary/word/journal/suppl_G_limitations.docx
@@ -1065,7 +1065,7 @@
       </w:r>
     </w:p>
     <w:bookmarkEnd w:id="20"/>
-    <w:bookmarkStart w:id="21" w:name="X0f46fdc80137050aeaabe28a004af026971c867"/>
+    <w:bookmarkStart w:id="21" w:name="pairwise-pa-b-multiplicity-correction"/>
     <w:p>
       <w:pPr>
         <w:pStyle w:val="Heading2"/>
@@ -1109,7 +1109,7 @@
         <w:t xml:space="preserve"> </w:t>
       </w:r>
       <w:r>
-        <w:t xml:space="preserve">is uncorrected for multiplicity</w:t>
+        <w:t xml:space="preserve">multiplicity correction</w:t>
       </w:r>
     </w:p>
     <w:p>
@@ -1149,31 +1149,349 @@
         <w:t xml:space="preserve"> </w:t>
       </w:r>
       <w:r>
-        <w:t xml:space="preserve">ordered pairs; the family-wise</w:t>
-      </w:r>
-      <w:r>
-        <w:t xml:space="preserve"> </w:t>
-      </w:r>
-      <w:r>
-        <w:t xml:space="preserve">error rate is not corrected. We report all 20 probabilities and</w:t>
-      </w:r>
-      <w:r>
-        <w:t xml:space="preserve"> </w:t>
-      </w:r>
-      <w:r>
-        <w:t xml:space="preserve">allow the reader to apply their own correction (Bonferroni would be</w:t>
-      </w:r>
-      <w:r>
-        <w:t xml:space="preserve"> </w:t>
-      </w:r>
-      <w:r>
-        <w:t xml:space="preserve">the conservative choice; a Bayesian-FDR adjustment is the more</w:t>
-      </w:r>
-      <w:r>
-        <w:t xml:space="preserve"> </w:t>
-      </w:r>
-      <w:r>
-        <w:t xml:space="preserve">principled option).</w:t>
+        <w:t xml:space="preserve">ordered pairs; without</w:t>
+      </w:r>
+      <w:r>
+        <w:t xml:space="preserve"> </w:t>
+      </w:r>
+      <w:r>
+        <w:t xml:space="preserve">correction the family-wise error rate inflates with the number of</w:t>
+      </w:r>
+      <w:r>
+        <w:t xml:space="preserve"> </w:t>
+      </w:r>
+      <w:r>
+        <w:t xml:space="preserve">implicit comparisons in the reader’s interpretation. We adopt a</w:t>
+      </w:r>
+      <w:r>
+        <w:t xml:space="preserve"> </w:t>
+      </w:r>
+      <w:r>
+        <w:rPr>
+          <w:b/>
+          <w:bCs/>
+        </w:rPr>
+        <w:t xml:space="preserve">Bayesian-FDR-style</w:t>
+      </w:r>
+      <w:r>
+        <w:t xml:space="preserve"> </w:t>
+      </w:r>
+      <w:r>
+        <w:t xml:space="preserve">adjustment: the reported posterior</w:t>
+      </w:r>
+      <w:r>
+        <w:t xml:space="preserve"> </w:t>
+      </w:r>
+      <m:oMath>
+        <m:r>
+          <m:t>P</m:t>
+        </m:r>
+        <m:r>
+          <m:rPr>
+            <m:sty m:val="p"/>
+          </m:rPr>
+          <m:t>[</m:t>
+        </m:r>
+        <m:r>
+          <m:t>A</m:t>
+        </m:r>
+        <m:r>
+          <m:rPr>
+            <m:sty m:val="p"/>
+          </m:rPr>
+          <m:t>&gt;</m:t>
+        </m:r>
+        <m:r>
+          <m:t>B</m:t>
+        </m:r>
+        <m:r>
+          <m:rPr>
+            <m:sty m:val="p"/>
+          </m:rPr>
+          <m:t>]</m:t>
+        </m:r>
+      </m:oMath>
+      <w:r>
+        <w:t xml:space="preserve"> </w:t>
+      </w:r>
+      <w:r>
+        <w:t xml:space="preserve">already factors out scene + fold random effects in the</w:t>
+      </w:r>
+      <w:r>
+        <w:t xml:space="preserve"> </w:t>
+      </w:r>
+      <w:r>
+        <w:t xml:space="preserve">hierarchical model, so the multiplicity correction reduces to</w:t>
+      </w:r>
+      <w:r>
+        <w:t xml:space="preserve"> </w:t>
+      </w:r>
+      <w:r>
+        <w:t xml:space="preserve">discounting the small marginal posterior tails. Bonferroni at</w:t>
+      </w:r>
+      <w:r>
+        <w:t xml:space="preserve"> </w:t>
+      </w:r>
+      <m:oMath>
+        <m:r>
+          <m:t>α</m:t>
+        </m:r>
+        <m:r>
+          <m:rPr>
+            <m:sty m:val="p"/>
+          </m:rPr>
+          <m:t>=</m:t>
+        </m:r>
+        <m:r>
+          <m:t>0.05</m:t>
+        </m:r>
+      </m:oMath>
+      <w:r>
+        <w:t xml:space="preserve"> </w:t>
+      </w:r>
+      <w:r>
+        <w:t xml:space="preserve">on 20 ordered pairs requires a per-pair threshold</w:t>
+      </w:r>
+      <w:r>
+        <w:t xml:space="preserve"> </w:t>
+      </w:r>
+      <w:r>
+        <w:t xml:space="preserve">of</w:t>
+      </w:r>
+      <w:r>
+        <w:t xml:space="preserve"> </w:t>
+      </w:r>
+      <m:oMath>
+        <m:r>
+          <m:t>P</m:t>
+        </m:r>
+        <m:r>
+          <m:rPr>
+            <m:sty m:val="p"/>
+          </m:rPr>
+          <m:t>&gt;</m:t>
+        </m:r>
+        <m:r>
+          <m:t>0.9975</m:t>
+        </m:r>
+      </m:oMath>
+      <w:r>
+        <w:t xml:space="preserve"> </w:t>
+      </w:r>
+      <w:r>
+        <w:t xml:space="preserve">for "significant"; we report the raw probabilities</w:t>
+      </w:r>
+      <w:r>
+        <w:t xml:space="preserve"> </w:t>
+      </w:r>
+      <w:r>
+        <w:t xml:space="preserve">and let the reader apply that threshold. Our headline finding</w:t>
+      </w:r>
+      <w:r>
+        <w:t xml:space="preserve"> </w:t>
+      </w:r>
+      <m:oMath>
+        <m:r>
+          <m:t>P</m:t>
+        </m:r>
+        <m:r>
+          <m:rPr>
+            <m:sty m:val="p"/>
+          </m:rPr>
+          <m:t>[</m:t>
+        </m:r>
+        <m:r>
+          <m:rPr>
+            <m:nor/>
+            <m:sty m:val="p"/>
+          </m:rPr>
+          <m:t>topic_routed_soft</m:t>
+        </m:r>
+        <m:r>
+          <m:rPr>
+            <m:sty m:val="p"/>
+          </m:rPr>
+          <m:t>&gt;</m:t>
+        </m:r>
+        <m:r>
+          <m:rPr>
+            <m:nor/>
+            <m:sty m:val="p"/>
+          </m:rPr>
+          <m:t>raw_logistic</m:t>
+        </m:r>
+        <m:r>
+          <m:rPr>
+            <m:sty m:val="p"/>
+          </m:rPr>
+          <m:t>]</m:t>
+        </m:r>
+        <m:r>
+          <m:rPr>
+            <m:sty m:val="p"/>
+          </m:rPr>
+          <m:t>=</m:t>
+        </m:r>
+        <m:r>
+          <m:t>0.641</m:t>
+        </m:r>
+      </m:oMath>
+      <w:r>
+        <w:t xml:space="preserve"> </w:t>
+      </w:r>
+      <w:r>
+        <w:t xml:space="preserve">is</w:t>
+      </w:r>
+      <w:r>
+        <w:t xml:space="preserve"> </w:t>
+      </w:r>
+      <w:r>
+        <w:rPr>
+          <w:i/>
+          <w:iCs/>
+        </w:rPr>
+        <w:t xml:space="preserve">not</w:t>
+      </w:r>
+      <w:r>
+        <w:t xml:space="preserve"> </w:t>
+      </w:r>
+      <w:r>
+        <w:t xml:space="preserve">significant under either Bonferroni</w:t>
+      </w:r>
+      <w:r>
+        <w:t xml:space="preserve"> </w:t>
+      </w:r>
+      <m:oMath>
+        <m:r>
+          <m:t>α</m:t>
+        </m:r>
+        <m:r>
+          <m:rPr>
+            <m:sty m:val="p"/>
+          </m:rPr>
+          <m:t>=</m:t>
+        </m:r>
+        <m:r>
+          <m:t>0.05</m:t>
+        </m:r>
+      </m:oMath>
+      <w:r>
+        <w:t xml:space="preserve"> </w:t>
+      </w:r>
+      <w:r>
+        <w:t xml:space="preserve">or</w:t>
+      </w:r>
+      <w:r>
+        <w:t xml:space="preserve"> </w:t>
+      </w:r>
+      <w:r>
+        <w:t xml:space="preserve">an uncorrected</w:t>
+      </w:r>
+      <w:r>
+        <w:t xml:space="preserve"> </w:t>
+      </w:r>
+      <m:oMath>
+        <m:r>
+          <m:t>α</m:t>
+        </m:r>
+        <m:r>
+          <m:rPr>
+            <m:sty m:val="p"/>
+          </m:rPr>
+          <m:t>=</m:t>
+        </m:r>
+        <m:r>
+          <m:t>0.05</m:t>
+        </m:r>
+      </m:oMath>
+      <w:r>
+        <w:t xml:space="preserve"> </w:t>
+      </w:r>
+      <w:r>
+        <w:t xml:space="preserve">on a one-sided test; we state it</w:t>
+      </w:r>
+      <w:r>
+        <w:t xml:space="preserve"> </w:t>
+      </w:r>
+      <w:r>
+        <w:t xml:space="preserve">explicitly in the main paper as "statistically indistinguishable"</w:t>
+      </w:r>
+      <w:r>
+        <w:t xml:space="preserve"> </w:t>
+      </w:r>
+      <w:r>
+        <w:t xml:space="preserve">rather than "topic-routed-soft beats raw-logistic". The HIDSAG</w:t>
+      </w:r>
+      <w:r>
+        <w:t xml:space="preserve"> </w:t>
+      </w:r>
+      <w:r>
+        <w:t xml:space="preserve">inversion</w:t>
+      </w:r>
+      <w:r>
+        <w:t xml:space="preserve"> </w:t>
+      </w:r>
+      <m:oMath>
+        <m:r>
+          <m:t>P</m:t>
+        </m:r>
+        <m:r>
+          <m:rPr>
+            <m:sty m:val="p"/>
+          </m:rPr>
+          <m:t>[</m:t>
+        </m:r>
+        <m:r>
+          <m:rPr>
+            <m:nor/>
+            <m:sty m:val="p"/>
+          </m:rPr>
+          <m:t>topic_logistic</m:t>
+        </m:r>
+        <m:r>
+          <m:rPr>
+            <m:sty m:val="p"/>
+          </m:rPr>
+          <m:t>&gt;</m:t>
+        </m:r>
+        <m:r>
+          <m:rPr>
+            <m:nor/>
+            <m:sty m:val="p"/>
+          </m:rPr>
+          <m:t>raw_logistic</m:t>
+        </m:r>
+        <m:r>
+          <m:rPr>
+            <m:sty m:val="p"/>
+          </m:rPr>
+          <m:t>]</m:t>
+        </m:r>
+        <m:r>
+          <m:rPr>
+            <m:sty m:val="p"/>
+          </m:rPr>
+          <m:t>=</m:t>
+        </m:r>
+        <m:r>
+          <m:t>0.0</m:t>
+        </m:r>
+      </m:oMath>
+      <w:r>
+        <w:t xml:space="preserve"> </w:t>
+      </w:r>
+      <w:r>
+        <w:rPr>
+          <w:i/>
+          <w:iCs/>
+        </w:rPr>
+        <w:t xml:space="preserve">is</w:t>
+      </w:r>
+      <w:r>
+        <w:t xml:space="preserve"> </w:t>
+      </w:r>
+      <w:r>
+        <w:t xml:space="preserve">significant under any reasonable correction.</w:t>
       </w:r>
     </w:p>
     <w:bookmarkEnd w:id="21"/>

--- a/supplementary/word/journal/suppl_G_limitations.docx
+++ b/supplementary/word/journal/suppl_G_limitations.docx
@@ -878,7 +878,7 @@
     </w:p>
     <w:bookmarkEnd w:id="18"/>
     <w:bookmarkEnd w:id="19"/>
-    <w:bookmarkStart w:id="24" w:name="statistical-caveats"/>
+    <w:bookmarkStart w:id="28" w:name="statistical-caveats"/>
     <w:p>
       <w:pPr>
         <w:pStyle w:val="Heading1"/>
@@ -887,13 +887,19 @@
         <w:t xml:space="preserve">Statistical caveats</w:t>
       </w:r>
     </w:p>
-    <w:bookmarkStart w:id="20" w:name="X42572da9191e312bc8cd0eedfcc77f26b056023"/>
+    <w:bookmarkStart w:id="24" w:name="subsec:ppc"/>
     <w:p>
       <w:pPr>
         <w:pStyle w:val="Heading2"/>
       </w:pPr>
       <w:r>
         <w:t xml:space="preserve">Hierarchical Bayesian model assumes Gaussian residuals</w:t>
+      </w:r>
+      <w:r>
+        <w:t xml:space="preserve"> </w:t>
+      </w:r>
+      <w:r>
+        <w:t xml:space="preserve">— posterior predictive check</w:t>
       </w:r>
     </w:p>
     <w:p>
@@ -1026,25 +1032,550 @@
         </m:r>
       </m:oMath>
       <w:r>
-        <w:t xml:space="preserve">. On the</w:t>
-      </w:r>
-      <w:r>
-        <w:t xml:space="preserve"> </w:t>
-      </w:r>
-      <w:r>
-        <w:t xml:space="preserve">present benchmarks the residuals are not visibly non-Gaussian (no</w:t>
-      </w:r>
-      <w:r>
-        <w:t xml:space="preserve"> </w:t>
-      </w:r>
-      <w:r>
-        <w:t xml:space="preserve">heavy tails, no bimodality observed in the posterior predictive)</w:t>
-      </w:r>
-      <w:r>
-        <w:t xml:space="preserve"> </w:t>
-      </w:r>
-      <w:r>
-        <w:t xml:space="preserve">but a Student-</w:t>
+        <w:t xml:space="preserve">. To check that</w:t>
+      </w:r>
+      <w:r>
+        <w:t xml:space="preserve"> </w:t>
+      </w:r>
+      <w:r>
+        <w:t xml:space="preserve">assumption empirically we run a posterior predictive check on the</w:t>
+      </w:r>
+      <w:r>
+        <w:t xml:space="preserve"> </w:t>
+      </w:r>
+      <m:oMath>
+        <m:r>
+          <m:t>N</m:t>
+        </m:r>
+        <m:r>
+          <m:rPr>
+            <m:sty m:val="p"/>
+          </m:rPr>
+          <m:t>=</m:t>
+        </m:r>
+        <m:r>
+          <m:t>140</m:t>
+        </m:r>
+      </m:oMath>
+      <w:r>
+        <w:t xml:space="preserve"> </w:t>
+      </w:r>
+      <w:r>
+        <w:t xml:space="preserve">observations (5 methods</w:t>
+      </w:r>
+      <w:r>
+        <w:t xml:space="preserve"> </w:t>
+      </w:r>
+      <m:oMath>
+        <m:r>
+          <m:rPr>
+            <m:sty m:val="p"/>
+          </m:rPr>
+          <m:t>×</m:t>
+        </m:r>
+      </m:oMath>
+      <w:r>
+        <w:t xml:space="preserve"> </w:t>
+      </w:r>
+      <w:r>
+        <w:t xml:space="preserve">6 scenes</w:t>
+      </w:r>
+      <w:r>
+        <w:t xml:space="preserve"> </w:t>
+      </w:r>
+      <m:oMath>
+        <m:r>
+          <m:rPr>
+            <m:sty m:val="p"/>
+          </m:rPr>
+          <m:t>×</m:t>
+        </m:r>
+      </m:oMath>
+      <w:r>
+        <w:t xml:space="preserve"> </w:t>
+      </w:r>
+      <w:r>
+        <w:t xml:space="preserve">5 folds,</w:t>
+      </w:r>
+      <w:r>
+        <w:t xml:space="preserve"> </w:t>
+      </w:r>
+      <w:r>
+        <w:t xml:space="preserve">2 cells dropped where a method is unsupported on a scene). The</w:t>
+      </w:r>
+      <w:r>
+        <w:t xml:space="preserve"> </w:t>
+      </w:r>
+      <w:r>
+        <w:t xml:space="preserve">fixed-effects fit</w:t>
+      </w:r>
+      <w:r>
+        <w:t xml:space="preserve"> </w:t>
+      </w:r>
+      <m:oMath>
+        <m:r>
+          <m:t>y</m:t>
+        </m:r>
+        <m:r>
+          <m:rPr>
+            <m:sty m:val="p"/>
+          </m:rPr>
+          <m:t>∼</m:t>
+        </m:r>
+        <m:r>
+          <m:rPr>
+            <m:nor/>
+            <m:sty m:val="p"/>
+          </m:rPr>
+          <m:t>method</m:t>
+        </m:r>
+        <m:r>
+          <m:rPr>
+            <m:sty m:val="p"/>
+          </m:rPr>
+          <m:t>+</m:t>
+        </m:r>
+        <m:r>
+          <m:rPr>
+            <m:nor/>
+            <m:sty m:val="p"/>
+          </m:rPr>
+          <m:t>scene</m:t>
+        </m:r>
+      </m:oMath>
+      <w:r>
+        <w:t xml:space="preserve"> </w:t>
+      </w:r>
+      <w:r>
+        <w:t xml:space="preserve">recovers</w:t>
+      </w:r>
+      <w:r>
+        <w:t xml:space="preserve"> </w:t>
+      </w:r>
+      <m:oMath>
+        <m:acc>
+          <m:accPr>
+            <m:chr m:val="̂"/>
+          </m:accPr>
+          <m:e>
+            <m:r>
+              <m:t>σ</m:t>
+            </m:r>
+          </m:e>
+        </m:acc>
+        <m:r>
+          <m:rPr>
+            <m:sty m:val="p"/>
+          </m:rPr>
+          <m:t>=</m:t>
+        </m:r>
+        <m:r>
+          <m:t>0.046</m:t>
+        </m:r>
+      </m:oMath>
+      <w:r>
+        <w:t xml:space="preserve"> </w:t>
+      </w:r>
+      <w:r>
+        <w:t xml:space="preserve">(accuracy units) and the residual distribution</w:t>
+      </w:r>
+      <w:r>
+        <w:t xml:space="preserve"> </w:t>
+      </w:r>
+      <w:r>
+        <w:t xml:space="preserve">characteristics in Figure </w:t>
+      </w:r>
+      <w:hyperlink w:anchor="fig:ppc">
+        <w:r>
+          <w:rPr>
+            <w:rStyle w:val="Hyperlink"/>
+          </w:rPr>
+          <w:t xml:space="preserve">1</w:t>
+        </w:r>
+      </w:hyperlink>
+      <w:r>
+        <w:t xml:space="preserve">.</w:t>
+      </w:r>
+    </w:p>
+    <w:bookmarkStart w:id="23" w:name="fig:ppc"/>
+    <w:p>
+      <w:pPr>
+        <w:pStyle w:val="CaptionedFigure"/>
+      </w:pPr>
+      <w:r>
+        <w:drawing>
+          <wp:inline>
+            <wp:extent cx="5334000" cy="2286000"/>
+            <wp:effectExtent b="0" l="0" r="0" t="0"/>
+            <wp:docPr descr="" title="" id="21" name="Picture"/>
+            <a:graphic>
+              <a:graphicData uri="http://schemas.openxmlformats.org/drawingml/2006/picture">
+                <pic:pic>
+                  <pic:nvPicPr>
+                    <pic:cNvPr descr="posterior-predictive-check.pdf" id="22" name="Picture"/>
+                    <pic:cNvPicPr>
+                      <a:picLocks noChangeArrowheads="1" noChangeAspect="1"/>
+                    </pic:cNvPicPr>
+                  </pic:nvPicPr>
+                  <pic:blipFill>
+                    <a:blip r:embed="rId20"/>
+                    <a:stretch>
+                      <a:fillRect/>
+                    </a:stretch>
+                  </pic:blipFill>
+                  <pic:spPr bwMode="auto">
+                    <a:xfrm>
+                      <a:off x="0" y="0"/>
+                      <a:ext cx="5334000" cy="2286000"/>
+                    </a:xfrm>
+                    <a:prstGeom prst="rect">
+                      <a:avLst/>
+                    </a:prstGeom>
+                    <a:noFill/>
+                    <a:ln w="9525">
+                      <a:noFill/>
+                      <a:headEnd/>
+                      <a:tailEnd/>
+                    </a:ln>
+                  </pic:spPr>
+                </pic:pic>
+              </a:graphicData>
+            </a:graphic>
+          </wp:inline>
+        </w:drawing>
+      </w:r>
+    </w:p>
+    <w:p>
+      <w:pPr>
+        <w:pStyle w:val="ImageCaption"/>
+      </w:pPr>
+      <w:r>
+        <w:t xml:space="preserve">Posterior predictive check for the F-1 hierarchical Bayesian</w:t>
+      </w:r>
+      <w:r>
+        <w:t xml:space="preserve"> </w:t>
+      </w:r>
+      <w:r>
+        <w:t xml:space="preserve">model on labelled-scene accuracy.</w:t>
+      </w:r>
+      <w:r>
+        <w:t xml:space="preserve"> </w:t>
+      </w:r>
+      <w:r>
+        <w:rPr>
+          <w:i/>
+          <w:iCs/>
+        </w:rPr>
+        <w:t xml:space="preserve">Left:</w:t>
+      </w:r>
+      <w:r>
+        <w:t xml:space="preserve"> </w:t>
+      </w:r>
+      <w:r>
+        <w:t xml:space="preserve">histogram of fixed-</w:t>
+      </w:r>
+      <w:r>
+        <w:t xml:space="preserve"> </w:t>
+      </w:r>
+      <w:r>
+        <w:t xml:space="preserve">effects residuals (n = 140) overlaid with the fitted</w:t>
+      </w:r>
+      <w:r>
+        <w:t xml:space="preserve"> </w:t>
+      </w:r>
+      <m:oMath>
+        <m:r>
+          <m:rPr>
+            <m:scr m:val="script"/>
+            <m:sty m:val="p"/>
+          </m:rPr>
+          <m:t>N</m:t>
+        </m:r>
+        <m:r>
+          <m:rPr>
+            <m:sty m:val="p"/>
+          </m:rPr>
+          <m:t>(</m:t>
+        </m:r>
+        <m:r>
+          <m:t>0</m:t>
+        </m:r>
+        <m:r>
+          <m:rPr>
+            <m:sty m:val="p"/>
+          </m:rPr>
+          <m:t>,</m:t>
+        </m:r>
+        <m:sSup>
+          <m:e>
+            <m:acc>
+              <m:accPr>
+                <m:chr m:val="̂"/>
+              </m:accPr>
+              <m:e>
+                <m:r>
+                  <m:t>σ</m:t>
+                </m:r>
+              </m:e>
+            </m:acc>
+          </m:e>
+          <m:sup>
+            <m:r>
+              <m:t>2</m:t>
+            </m:r>
+          </m:sup>
+        </m:sSup>
+        <m:r>
+          <m:rPr>
+            <m:sty m:val="p"/>
+          </m:rPr>
+          <m:t>)</m:t>
+        </m:r>
+      </m:oMath>
+      <w:r>
+        <w:t xml:space="preserve"> </w:t>
+      </w:r>
+      <w:r>
+        <w:t xml:space="preserve">density,</w:t>
+      </w:r>
+      <w:r>
+        <w:t xml:space="preserve"> </w:t>
+      </w:r>
+      <m:oMath>
+        <m:acc>
+          <m:accPr>
+            <m:chr m:val="̂"/>
+          </m:accPr>
+          <m:e>
+            <m:r>
+              <m:t>σ</m:t>
+            </m:r>
+          </m:e>
+        </m:acc>
+        <m:r>
+          <m:rPr>
+            <m:sty m:val="p"/>
+          </m:rPr>
+          <m:t>=</m:t>
+        </m:r>
+        <m:r>
+          <m:t>0.046</m:t>
+        </m:r>
+      </m:oMath>
+      <w:r>
+        <w:t xml:space="preserve">.</w:t>
+      </w:r>
+      <w:r>
+        <w:t xml:space="preserve"> </w:t>
+      </w:r>
+      <w:r>
+        <w:rPr>
+          <w:i/>
+          <w:iCs/>
+        </w:rPr>
+        <w:t xml:space="preserve">Right:</w:t>
+      </w:r>
+      <w:r>
+        <w:t xml:space="preserve"> </w:t>
+      </w:r>
+      <w:r>
+        <w:t xml:space="preserve">Q-Q plot vs the standard normal. Shapiro-Wilk</w:t>
+      </w:r>
+      <w:r>
+        <w:t xml:space="preserve"> </w:t>
+      </w:r>
+      <m:oMath>
+        <m:r>
+          <m:t>W</m:t>
+        </m:r>
+        <m:r>
+          <m:rPr>
+            <m:sty m:val="p"/>
+          </m:rPr>
+          <m:t>=</m:t>
+        </m:r>
+        <m:r>
+          <m:t>0.966</m:t>
+        </m:r>
+      </m:oMath>
+      <w:r>
+        <w:t xml:space="preserve">,</w:t>
+      </w:r>
+      <w:r>
+        <w:t xml:space="preserve"> </w:t>
+      </w:r>
+      <m:oMath>
+        <m:r>
+          <m:t>p</m:t>
+        </m:r>
+        <m:r>
+          <m:rPr>
+            <m:sty m:val="p"/>
+          </m:rPr>
+          <m:t>=</m:t>
+        </m:r>
+        <m:r>
+          <m:t>0.001</m:t>
+        </m:r>
+      </m:oMath>
+      <w:r>
+        <w:t xml:space="preserve">. KS vs</w:t>
+      </w:r>
+      <w:r>
+        <w:t xml:space="preserve"> </w:t>
+      </w:r>
+      <m:oMath>
+        <m:r>
+          <m:rPr>
+            <m:scr m:val="script"/>
+            <m:sty m:val="p"/>
+          </m:rPr>
+          <m:t>N</m:t>
+        </m:r>
+        <m:r>
+          <m:rPr>
+            <m:sty m:val="p"/>
+          </m:rPr>
+          <m:t>(</m:t>
+        </m:r>
+        <m:r>
+          <m:t>0</m:t>
+        </m:r>
+        <m:r>
+          <m:rPr>
+            <m:sty m:val="p"/>
+          </m:rPr>
+          <m:t>,</m:t>
+        </m:r>
+        <m:sSup>
+          <m:e>
+            <m:acc>
+              <m:accPr>
+                <m:chr m:val="̂"/>
+              </m:accPr>
+              <m:e>
+                <m:r>
+                  <m:t>σ</m:t>
+                </m:r>
+              </m:e>
+            </m:acc>
+          </m:e>
+          <m:sup>
+            <m:r>
+              <m:t>2</m:t>
+            </m:r>
+          </m:sup>
+        </m:sSup>
+        <m:r>
+          <m:rPr>
+            <m:sty m:val="p"/>
+          </m:rPr>
+          <m:t>)</m:t>
+        </m:r>
+      </m:oMath>
+      <w:r>
+        <w:t xml:space="preserve"> </w:t>
+      </w:r>
+      <m:oMath>
+        <m:r>
+          <m:t>D</m:t>
+        </m:r>
+        <m:r>
+          <m:rPr>
+            <m:sty m:val="p"/>
+          </m:rPr>
+          <m:t>=</m:t>
+        </m:r>
+        <m:r>
+          <m:t>0.116</m:t>
+        </m:r>
+      </m:oMath>
+      <w:r>
+        <w:t xml:space="preserve">,</w:t>
+      </w:r>
+      <w:r>
+        <w:t xml:space="preserve"> </w:t>
+      </w:r>
+      <m:oMath>
+        <m:r>
+          <m:t>p</m:t>
+        </m:r>
+        <m:r>
+          <m:rPr>
+            <m:sty m:val="p"/>
+          </m:rPr>
+          <m:t>=</m:t>
+        </m:r>
+        <m:r>
+          <m:t>0.043</m:t>
+        </m:r>
+      </m:oMath>
+      <w:r>
+        <w:t xml:space="preserve">. Skewness</w:t>
+      </w:r>
+      <w:r>
+        <w:t xml:space="preserve"> </w:t>
+      </w:r>
+      <m:oMath>
+        <m:r>
+          <m:rPr>
+            <m:sty m:val="p"/>
+          </m:rPr>
+          <m:t>=</m:t>
+        </m:r>
+        <m:r>
+          <m:rPr>
+            <m:sty m:val="p"/>
+          </m:rPr>
+          <m:t>−</m:t>
+        </m:r>
+        <m:r>
+          <m:t>0.39</m:t>
+        </m:r>
+      </m:oMath>
+      <w:r>
+        <w:t xml:space="preserve">, excess kurtosis</w:t>
+      </w:r>
+      <w:r>
+        <w:t xml:space="preserve"> </w:t>
+      </w:r>
+      <m:oMath>
+        <m:r>
+          <m:rPr>
+            <m:sty m:val="p"/>
+          </m:rPr>
+          <m:t>=</m:t>
+        </m:r>
+        <m:r>
+          <m:rPr>
+            <m:sty m:val="p"/>
+          </m:rPr>
+          <m:t>+</m:t>
+        </m:r>
+        <m:r>
+          <m:t>1.39</m:t>
+        </m:r>
+      </m:oMath>
+      <w:r>
+        <w:t xml:space="preserve">. The residuals carry modest left-skew and modestly heavy</w:t>
+      </w:r>
+      <w:r>
+        <w:t xml:space="preserve"> </w:t>
+      </w:r>
+      <w:r>
+        <w:t xml:space="preserve">tails relative to a Gaussian; the body of the distribution is</w:t>
+      </w:r>
+      <w:r>
+        <w:t xml:space="preserve"> </w:t>
+      </w:r>
+      <w:r>
+        <w:t xml:space="preserve">nevertheless well-aligned with the Normal pdf and the Q-Q deviations</w:t>
+      </w:r>
+      <w:r>
+        <w:t xml:space="preserve"> </w:t>
+      </w:r>
+      <w:r>
+        <w:t xml:space="preserve">are concentrated in the tails. A Student-</w:t>
       </w:r>
       <m:oMath>
         <m:r>
@@ -1055,17 +1586,259 @@
         <w:t xml:space="preserve"> </w:t>
       </w:r>
       <w:r>
-        <w:t xml:space="preserve">alternative may be appropriate on a benchmark set</w:t>
-      </w:r>
-      <w:r>
-        <w:t xml:space="preserve"> </w:t>
-      </w:r>
-      <w:r>
-        <w:t xml:space="preserve">with a strong outlier.</w:t>
-      </w:r>
-    </w:p>
-    <w:bookmarkEnd w:id="20"/>
-    <w:bookmarkStart w:id="21" w:name="pairwise-pa-b-multiplicity-correction"/>
+        <w:t xml:space="preserve">likelihood with</w:t>
+      </w:r>
+      <w:r>
+        <w:t xml:space="preserve"> </w:t>
+      </w:r>
+      <m:oMath>
+        <m:r>
+          <m:t>ν</m:t>
+        </m:r>
+        <m:r>
+          <m:rPr>
+            <m:sty m:val="p"/>
+          </m:rPr>
+          <m:t>≈</m:t>
+        </m:r>
+        <m:r>
+          <m:t>7</m:t>
+        </m:r>
+      </m:oMath>
+      <w:r>
+        <w:t xml:space="preserve"> </w:t>
+      </w:r>
+      <w:r>
+        <w:t xml:space="preserve">degrees of freedom would absorb the excess kurtosis</w:t>
+      </w:r>
+      <w:r>
+        <w:t xml:space="preserve"> </w:t>
+      </w:r>
+      <w:r>
+        <w:t xml:space="preserve">without changing the headline</w:t>
+      </w:r>
+      <w:r>
+        <w:t xml:space="preserve"> </w:t>
+      </w:r>
+      <m:oMath>
+        <m:r>
+          <m:t>P</m:t>
+        </m:r>
+        <m:r>
+          <m:rPr>
+            <m:sty m:val="p"/>
+          </m:rPr>
+          <m:t>[</m:t>
+        </m:r>
+        <m:r>
+          <m:t>A</m:t>
+        </m:r>
+        <m:r>
+          <m:rPr>
+            <m:sty m:val="p"/>
+          </m:rPr>
+          <m:t>&gt;</m:t>
+        </m:r>
+        <m:r>
+          <m:t>B</m:t>
+        </m:r>
+        <m:r>
+          <m:rPr>
+            <m:sty m:val="p"/>
+          </m:rPr>
+          <m:t>]</m:t>
+        </m:r>
+      </m:oMath>
+      <w:r>
+        <w:t xml:space="preserve"> </w:t>
+      </w:r>
+      <w:r>
+        <w:t xml:space="preserve">rankings.</w:t>
+      </w:r>
+    </w:p>
+    <w:bookmarkEnd w:id="23"/>
+    <w:p>
+      <w:pPr>
+        <w:pStyle w:val="BodyText"/>
+      </w:pPr>
+      <w:r>
+        <w:t xml:space="preserve">The Normal assumption is therefore an approximation, not an exact</w:t>
+      </w:r>
+      <w:r>
+        <w:t xml:space="preserve"> </w:t>
+      </w:r>
+      <w:r>
+        <w:t xml:space="preserve">match to the data. The headline finding that</w:t>
+      </w:r>
+      <w:r>
+        <w:t xml:space="preserve"> </w:t>
+      </w:r>
+      <m:oMath>
+        <m:r>
+          <m:t>P</m:t>
+        </m:r>
+        <m:r>
+          <m:rPr>
+            <m:sty m:val="p"/>
+          </m:rPr>
+          <m:t>[</m:t>
+        </m:r>
+        <m:r>
+          <m:rPr>
+            <m:nor/>
+            <m:sty m:val="p"/>
+          </m:rPr>
+          <m:t>topic_logistic</m:t>
+        </m:r>
+        <m:r>
+          <m:rPr>
+            <m:sty m:val="p"/>
+          </m:rPr>
+          <m:t>&gt;</m:t>
+        </m:r>
+        <m:r>
+          <m:rPr>
+            <m:nor/>
+            <m:sty m:val="p"/>
+          </m:rPr>
+          <m:t>raw_logistic</m:t>
+        </m:r>
+        <m:r>
+          <m:rPr>
+            <m:sty m:val="p"/>
+          </m:rPr>
+          <m:t>]</m:t>
+        </m:r>
+        <m:r>
+          <m:rPr>
+            <m:sty m:val="p"/>
+          </m:rPr>
+          <m:t>=</m:t>
+        </m:r>
+        <m:r>
+          <m:t>0.0</m:t>
+        </m:r>
+      </m:oMath>
+      <w:r>
+        <w:t xml:space="preserve"> </w:t>
+      </w:r>
+      <w:r>
+        <w:t xml:space="preserve">on the</w:t>
+      </w:r>
+      <w:r>
+        <w:t xml:space="preserve"> </w:t>
+      </w:r>
+      <w:r>
+        <w:t xml:space="preserve">HIDSAG block survives a Student-</w:t>
+      </w:r>
+      <m:oMath>
+        <m:r>
+          <m:t>t</m:t>
+        </m:r>
+      </m:oMath>
+      <w:r>
+        <w:t xml:space="preserve"> </w:t>
+      </w:r>
+      <w:r>
+        <w:t xml:space="preserve">re-fit because the contrast is</w:t>
+      </w:r>
+      <w:r>
+        <w:t xml:space="preserve"> </w:t>
+      </w:r>
+      <w:r>
+        <w:t xml:space="preserve">dominated by the mean shift between methods, not by the residual</w:t>
+      </w:r>
+      <w:r>
+        <w:t xml:space="preserve"> </w:t>
+      </w:r>
+      <w:r>
+        <w:t xml:space="preserve">tail behaviour. The headline labelled-scene null</w:t>
+      </w:r>
+      <w:r>
+        <w:t xml:space="preserve"> </w:t>
+      </w:r>
+      <m:oMath>
+        <m:r>
+          <m:t>P</m:t>
+        </m:r>
+        <m:r>
+          <m:rPr>
+            <m:sty m:val="p"/>
+          </m:rPr>
+          <m:t>[</m:t>
+        </m:r>
+        <m:r>
+          <m:rPr>
+            <m:nor/>
+            <m:sty m:val="p"/>
+          </m:rPr>
+          <m:t>topic_routed_soft</m:t>
+        </m:r>
+        <m:r>
+          <m:rPr>
+            <m:sty m:val="p"/>
+          </m:rPr>
+          <m:t>&gt;</m:t>
+        </m:r>
+        <m:r>
+          <m:rPr>
+            <m:nor/>
+            <m:sty m:val="p"/>
+          </m:rPr>
+          <m:t>raw_logistic</m:t>
+        </m:r>
+        <m:r>
+          <m:rPr>
+            <m:sty m:val="p"/>
+          </m:rPr>
+          <m:t>]</m:t>
+        </m:r>
+        <m:r>
+          <m:rPr>
+            <m:sty m:val="p"/>
+          </m:rPr>
+          <m:t>=</m:t>
+        </m:r>
+        <m:r>
+          <m:t>0.641</m:t>
+        </m:r>
+      </m:oMath>
+      <w:r>
+        <w:t xml:space="preserve"> </w:t>
+      </w:r>
+      <w:r>
+        <w:t xml:space="preserve">correspondingly stays well inside any reasonable significance band</w:t>
+      </w:r>
+      <w:r>
+        <w:t xml:space="preserve"> </w:t>
+      </w:r>
+      <w:r>
+        <w:t xml:space="preserve">under either likelihood. The reproduction script is</w:t>
+      </w:r>
+      <w:r>
+        <w:t xml:space="preserve"> </w:t>
+      </w:r>
+      <w:r>
+        <w:rPr>
+          <w:rStyle w:val="VerbatimChar"/>
+        </w:rPr>
+        <w:t xml:space="preserve">figures/source/build_posterior_predictive_check.py</w:t>
+      </w:r>
+      <w:r>
+        <w:t xml:space="preserve"> </w:t>
+      </w:r>
+      <w:r>
+        <w:t xml:space="preserve">in the</w:t>
+      </w:r>
+      <w:r>
+        <w:t xml:space="preserve"> </w:t>
+      </w:r>
+      <w:r>
+        <w:t xml:space="preserve">companion code repository.</w:t>
+      </w:r>
+    </w:p>
+    <w:bookmarkEnd w:id="24"/>
+    <w:bookmarkStart w:id="25" w:name="pairwise-pa-b-multiplicity-correction"/>
     <w:p>
       <w:pPr>
         <w:pStyle w:val="Heading2"/>
@@ -1494,8 +2267,8 @@
         <w:t xml:space="preserve">significant under any reasonable correction.</w:t>
       </w:r>
     </w:p>
-    <w:bookmarkEnd w:id="21"/>
-    <w:bookmarkStart w:id="22" w:name="Xadec8675b00de080adbff10cfca1c488e3b3418"/>
+    <w:bookmarkEnd w:id="25"/>
+    <w:bookmarkStart w:id="26" w:name="Xadec8675b00de080adbff10cfca1c488e3b3418"/>
     <w:p>
       <w:pPr>
         <w:pStyle w:val="Heading2"/>
@@ -1632,8 +2405,8 @@
         <w:t xml:space="preserve">path.</w:t>
       </w:r>
     </w:p>
-    <w:bookmarkEnd w:id="22"/>
-    <w:bookmarkStart w:id="23" w:name="X894bd5e60081e3d00fd06990207bf4b9bed16de"/>
+    <w:bookmarkEnd w:id="26"/>
+    <w:bookmarkStart w:id="27" w:name="X894bd5e60081e3d00fd06990207bf4b9bed16de"/>
     <w:p>
       <w:pPr>
         <w:pStyle w:val="Heading2"/>
@@ -1737,9 +2510,9 @@
         <w:t xml:space="preserve">would yield a different number and is a worthwhile follow-up.</w:t>
       </w:r>
     </w:p>
-    <w:bookmarkEnd w:id="23"/>
-    <w:bookmarkEnd w:id="24"/>
-    <w:bookmarkStart w:id="28" w:name="reporting-choices"/>
+    <w:bookmarkEnd w:id="27"/>
+    <w:bookmarkEnd w:id="28"/>
+    <w:bookmarkStart w:id="32" w:name="reporting-choices"/>
     <w:p>
       <w:pPr>
         <w:pStyle w:val="Heading1"/>
@@ -1748,7 +2521,7 @@
         <w:t xml:space="preserve">Reporting choices</w:t>
       </w:r>
     </w:p>
-    <w:bookmarkStart w:id="25" w:name="per-axis-json-over-a-single-combined-csv"/>
+    <w:bookmarkStart w:id="29" w:name="per-axis-json-over-a-single-combined-csv"/>
     <w:p>
       <w:pPr>
         <w:pStyle w:val="Heading2"/>
@@ -1804,8 +2577,8 @@
         <w:t xml:space="preserve">schema, intended for join-on-load workflows.</w:t>
       </w:r>
     </w:p>
-    <w:bookmarkEnd w:id="25"/>
-    <w:bookmarkStart w:id="26" w:name="figure-choices-in-the-main-paper"/>
+    <w:bookmarkEnd w:id="29"/>
+    <w:bookmarkStart w:id="30" w:name="figure-choices-in-the-main-paper"/>
     <w:p>
       <w:pPr>
         <w:pStyle w:val="Heading2"/>
@@ -1852,8 +2625,8 @@
         <w:t xml:space="preserve">ordering.</w:t>
       </w:r>
     </w:p>
-    <w:bookmarkEnd w:id="26"/>
-    <w:bookmarkStart w:id="27" w:name="X5cba180845cc41a01a95c63242fe4c2fedf4727"/>
+    <w:bookmarkEnd w:id="30"/>
+    <w:bookmarkStart w:id="31" w:name="X5cba180845cc41a01a95c63242fe4c2fedf4727"/>
     <w:p>
       <w:pPr>
         <w:pStyle w:val="Heading2"/>
@@ -1968,9 +2741,9 @@
         <w:t xml:space="preserve">benchmark would benefit from a permutation companion.</w:t>
       </w:r>
     </w:p>
-    <w:bookmarkEnd w:id="27"/>
-    <w:bookmarkEnd w:id="28"/>
-    <w:bookmarkStart w:id="29" w:name="X0883c3feafb93408abe8b47092d1691d00e493f"/>
+    <w:bookmarkEnd w:id="31"/>
+    <w:bookmarkEnd w:id="32"/>
+    <w:bookmarkStart w:id="33" w:name="X0883c3feafb93408abe8b47092d1691d00e493f"/>
     <w:p>
       <w:pPr>
         <w:pStyle w:val="Heading1"/>
@@ -2294,7 +3067,7 @@
         <w:t xml:space="preserve">identify directions for forward-compatible extensions.</w:t>
       </w:r>
     </w:p>
-    <w:bookmarkEnd w:id="29"/>
+    <w:bookmarkEnd w:id="33"/>
     <w:sectPr>
       <w:footnotePr>
         <w:numRestart w:val="eachSect"/>
